--- a/docs/cases/11-skrmetti.docx
+++ b/docs/cases/11-skrmetti.docx
@@ -37,7 +37,7 @@
         <w:pStyle w:val="Date"/>
       </w:pPr>
       <w:r>
-        <w:t xml:space="preserve">2026-06-15</w:t>
+        <w:t xml:space="preserve">2026-06-18</w:t>
       </w:r>
     </w:p>
     <w:sdt>
@@ -690,7 +690,55 @@
         <w:pStyle w:val="FirstParagraph"/>
       </w:pPr>
       <w:r>
-        <w:t xml:space="preserve">The case is worth studying not because one side is obviously right, but because both sides made serious legal arguments from the same facts. What follows is the exchange, move by move. Each step answers the one before it.</w:t>
+        <w:t xml:space="preserve">The legal fight in</w:t>
+      </w:r>
+      <w:r>
+        <w:t xml:space="preserve"> </w:t>
+      </w:r>
+      <w:r>
+        <w:rPr>
+          <w:i/>
+          <w:iCs/>
+        </w:rPr>
+        <w:t xml:space="preserve">Skrmetti</w:t>
+      </w:r>
+      <w:r>
+        <w:t xml:space="preserve"> </w:t>
+      </w:r>
+      <w:r>
+        <w:t xml:space="preserve">did not begin in 2025. It inherited a fifty-year-old machinery for deciding when a law that treats people differently must clear a higher constitutional bar. The whole case turns on one move inside that machinery: whether a ban that sorts patients by the</w:t>
+      </w:r>
+      <w:r>
+        <w:t xml:space="preserve"> </w:t>
+      </w:r>
+      <w:r>
+        <w:rPr>
+          <w:i/>
+          <w:iCs/>
+        </w:rPr>
+        <w:t xml:space="preserve">purpose</w:t>
+      </w:r>
+      <w:r>
+        <w:t xml:space="preserve"> </w:t>
+      </w:r>
+      <w:r>
+        <w:t xml:space="preserve">of a drug is, underneath, sorting them by</w:t>
+      </w:r>
+      <w:r>
+        <w:t xml:space="preserve"> </w:t>
+      </w:r>
+      <w:r>
+        <w:rPr>
+          <w:i/>
+          <w:iCs/>
+        </w:rPr>
+        <w:t xml:space="preserve">sex</w:t>
+      </w:r>
+      <w:r>
+        <w:t xml:space="preserve"> </w:t>
+      </w:r>
+      <w:r>
+        <w:t xml:space="preserve">— and so whether courts owe it skeptical review or near-total deference.</w:t>
       </w:r>
     </w:p>
     <w:bookmarkStart w:id="10" w:name="the-families-argument-this-is-a-sex-line"/>
@@ -967,7 +1015,7 @@
         <w:t xml:space="preserve"> </w:t>
       </w:r>
       <w:r>
-        <w:t xml:space="preserve">framing was a magic trick. A sex line does not stop being a sex line just because a state describes it in other words. Her sharpest point came from history, and Jackson had raised it at oral argument. In</w:t>
+        <w:t xml:space="preserve">framing was a magic trick. A sex line does not stop being a sex line just because a state describes it in other words. Her most telling point came from history, and Jackson had raised it at oral argument. In</w:t>
       </w:r>
       <w:r>
         <w:t xml:space="preserve"> </w:t>
@@ -1481,7 +1529,7 @@
         <w:t xml:space="preserve"> </w:t>
       </w:r>
       <w:r>
-        <w:t xml:space="preserve">— but the democratic process now runs through courts, statehouses, and federal budget offices all at once. The sharpened question is no longer just</w:t>
+        <w:t xml:space="preserve">— but the democratic process now runs through courts, statehouses, and federal budget offices all at once. The live question is no longer just</w:t>
       </w:r>
       <w:r>
         <w:t xml:space="preserve"> </w:t>

--- a/docs/cases/11-skrmetti.docx
+++ b/docs/cases/11-skrmetti.docx
@@ -37,7 +37,7 @@
         <w:pStyle w:val="Date"/>
       </w:pPr>
       <w:r>
-        <w:t xml:space="preserve">2026-06-18</w:t>
+        <w:t xml:space="preserve">2026-08-03</w:t>
       </w:r>
     </w:p>
     <w:sdt>
@@ -1470,6 +1470,70 @@
       </w:r>
       <w:r>
         <w:t xml:space="preserve">. But Executive Order 14187, signed in January 2025, directed federally funded institutions to stop the care for patients under nineteen — past the usual age of adulthood. Federal health agencies sent hospitals warning letters. Major children’s hospitals paused or ended services, including some in states where the care is fully legal. Minnesota is a refuge state, with laws meant to protect patients and providers. Yet even there, hospitals that depend on federal money felt the pressure.</w:t>
+      </w:r>
+    </w:p>
+    <w:p>
+      <w:pPr>
+        <w:pStyle w:val="BodyText"/>
+      </w:pPr>
+      <w:r>
+        <w:t xml:space="preserve">The order’s own legal status is the strangest part of the story. Courts</w:t>
+      </w:r>
+      <w:r>
+        <w:t xml:space="preserve"> </w:t>
+      </w:r>
+      <w:r>
+        <w:rPr>
+          <w:b/>
+          <w:bCs/>
+        </w:rPr>
+        <w:t xml:space="preserve">preliminarily enjoined</w:t>
+      </w:r>
+      <w:r>
+        <w:t xml:space="preserve"> </w:t>
+      </w:r>
+      <w:r>
+        <w:t xml:space="preserve">EO 14187, so it is not currently enforceable; sixteen state attorneys general sued in August 2025 arguing it violates the Tenth Amendment and exceeds the President’s authority, and that case was still being litigated through 2026. Hospitals stopped the care anyway. When the government asked the court to throw the suit out, the judge pointed to precisely that — providers announcing they had ended services — as proof of real harm. A blocked order had already achieved much of what it directed, because no hospital will bet its federal funding on winning a lawsuit later.</w:t>
+      </w:r>
+    </w:p>
+    <w:p>
+      <w:pPr>
+        <w:pStyle w:val="BodyText"/>
+      </w:pPr>
+      <w:r>
+        <w:t xml:space="preserve">As of mid-2026 the picture is roughly:</w:t>
+      </w:r>
+      <w:r>
+        <w:t xml:space="preserve"> </w:t>
+      </w:r>
+      <w:r>
+        <w:rPr>
+          <w:b/>
+          <w:bCs/>
+        </w:rPr>
+        <w:t xml:space="preserve">27 states</w:t>
+      </w:r>
+      <w:r>
+        <w:t xml:space="preserve"> </w:t>
+      </w:r>
+      <w:r>
+        <w:t xml:space="preserve">restricting or prohibiting the care for minors,</w:t>
+      </w:r>
+      <w:r>
+        <w:t xml:space="preserve"> </w:t>
+      </w:r>
+      <w:r>
+        <w:rPr>
+          <w:b/>
+          <w:bCs/>
+        </w:rPr>
+        <w:t xml:space="preserve">17 states and D.C.</w:t>
+      </w:r>
+      <w:r>
+        <w:t xml:space="preserve"> </w:t>
+      </w:r>
+      <w:r>
+        <w:t xml:space="preserve">with shield laws protecting it, and a federal executive order that is legally suspended but practically potent. (Check these counts before you rely on them; they move.)</w:t>
       </w:r>
     </w:p>
     <w:p>
